--- a/resume/Xavier_White_Master_Resume.docx
+++ b/resume/Xavier_White_Master_Resume.docx
@@ -43,7 +43,7 @@
           <w:color w:val="374151"/>
           <w:sz w:val="17"/>
         </w:rPr>
-        <w:t>Houston, TX | Xavierwhite352@gmail.com | 352-514-8080 | github.com/XavierW23 | linkedin.com/in/xavierwhite</w:t>
+        <w:t>Houston, TX | Xavierwhite352@gmail.com | 352-514-8080 | Portfolio: github.com/XavierW23 | LinkedIn: linkedin.com/in/xavierwhite</w:t>
       </w:r>
     </w:p>
     <w:p>
@@ -73,7 +73,7 @@
           <w:color w:val="1F2937"/>
           <w:sz w:val="18"/>
         </w:rPr>
-        <w:t>Software Engineer with enterprise cloud engineering experience building production automation across AI workflows, identity systems, cloud infrastructure, CI/CD, browser automation, and operational monitoring. Designed and built Agency OS, an autonomous AI operations platform coordinating prospect research, structured AI generation, runtime supervision, Slack approval gates, GitHub Actions, JSON state artifacts, and browser-based execution. Strong fit for AI software, platform engineering, infrastructure automation, cloud engineering, and developer productivity roles.</w:t>
+        <w:t>Software Engineer with enterprise cloud engineering experience building production software systems across AI automation, cloud infrastructure, browser automation, developer tooling, and operational reliability. Architected and built Agency OS, an autonomous AI operations platform coordinating AI reasoning, workflow orchestration, runtime supervision, browser automation, and cloud services. Passionate about designing intelligent software systems that combine AI, automation, and scalable infrastructure to solve complex operational problems.</w:t>
       </w:r>
     </w:p>
     <w:p>
@@ -126,7 +126,7 @@
           <w:color w:val="111827"/>
           <w:sz w:val="17"/>
         </w:rPr>
-        <w:t xml:space="preserve">AI and Automation: </w:t>
+        <w:t xml:space="preserve">AI Systems: </w:t>
       </w:r>
       <w:r>
         <w:rPr>
@@ -134,7 +134,7 @@
           <w:color w:val="1F2937"/>
           <w:sz w:val="17"/>
         </w:rPr>
-        <w:t>OpenAI API, prompt engineering, LLM workflow design, structured outputs, validation gates, multi-agent workflows, browser automation</w:t>
+        <w:t>OpenAI API, prompt engineering, LLM workflows, structured outputs, multi-agent systems</w:t>
       </w:r>
     </w:p>
     <w:p>
@@ -148,7 +148,7 @@
           <w:color w:val="111827"/>
           <w:sz w:val="17"/>
         </w:rPr>
-        <w:t xml:space="preserve">Cloud and APIs: </w:t>
+        <w:t xml:space="preserve">Software Engineering: </w:t>
       </w:r>
       <w:r>
         <w:rPr>
@@ -156,7 +156,7 @@
           <w:color w:val="1F2937"/>
           <w:sz w:val="17"/>
         </w:rPr>
-        <w:t>Microsoft Azure, Microsoft Entra ID, Microsoft Graph API, REST APIs, Azure DevOps, GitHub Actions, CI/CD</w:t>
+        <w:t>REST APIs, Git, JSON, browser automation, workflow orchestration, CI/CD</w:t>
       </w:r>
     </w:p>
     <w:p>
@@ -170,7 +170,7 @@
           <w:color w:val="111827"/>
           <w:sz w:val="17"/>
         </w:rPr>
-        <w:t xml:space="preserve">Infrastructure and Reliability: </w:t>
+        <w:t xml:space="preserve">Cloud: </w:t>
       </w:r>
       <w:r>
         <w:rPr>
@@ -178,7 +178,29 @@
           <w:color w:val="1F2937"/>
           <w:sz w:val="17"/>
         </w:rPr>
-        <w:t>Git, JSON state management, Windows services, NSSM, Ansible, runtime monitoring, logging, retry logic, Linux, Docker and AWS fundamentals</w:t>
+        <w:t>Microsoft Azure, Microsoft Entra ID, Microsoft Graph API, Azure DevOps, GitHub Actions</w:t>
+      </w:r>
+    </w:p>
+    <w:p>
+      <w:pPr>
+        <w:spacing w:after="20"/>
+      </w:pPr>
+      <w:r>
+        <w:rPr>
+          <w:rFonts w:ascii="Aptos" w:hAnsi="Aptos"/>
+          <w:b/>
+          <w:color w:val="111827"/>
+          <w:sz w:val="17"/>
+        </w:rPr>
+        <w:t xml:space="preserve">Platform: </w:t>
+      </w:r>
+      <w:r>
+        <w:rPr>
+          <w:rFonts w:ascii="Aptos" w:hAnsi="Aptos"/>
+          <w:color w:val="1F2937"/>
+          <w:sz w:val="17"/>
+        </w:rPr>
+        <w:t>Windows services, NSSM, logging, retry logic, runtime monitoring, Linux, Docker, AWS fundamentals</w:t>
       </w:r>
     </w:p>
     <w:p>
@@ -209,7 +231,7 @@
           <w:color w:val="111827"/>
           <w:sz w:val="20"/>
         </w:rPr>
-        <w:t>Founder / AI Systems Engineer</w:t>
+        <w:t>AI Systems Engineer</w:t>
       </w:r>
       <w:r>
         <w:rPr>
@@ -218,7 +240,7 @@
           <w:color w:val="374151"/>
           <w:sz w:val="20"/>
         </w:rPr>
-        <w:t xml:space="preserve"> | Agency OS</w:t>
+        <w:t xml:space="preserve"> | Agency OS (Founder)</w:t>
       </w:r>
       <w:r>
         <w:rPr>
@@ -241,6 +263,19 @@
     </w:p>
     <w:p>
       <w:pPr>
+        <w:spacing w:after="40"/>
+      </w:pPr>
+      <w:r>
+        <w:rPr>
+          <w:rFonts w:ascii="Aptos" w:hAnsi="Aptos"/>
+          <w:color w:val="1F2937"/>
+          <w:sz w:val="17"/>
+        </w:rPr>
+        <w:t>Designed to autonomously manage business operations while minimizing manual intervention through AI-assisted decision making, production workflow orchestration, and runtime monitoring.</w:t>
+      </w:r>
+    </w:p>
+    <w:p>
+      <w:pPr>
         <w:pStyle w:val="ListBullet"/>
         <w:spacing w:after="40" w:line="247" w:lineRule="auto"/>
         <w:ind w:left="259" w:hanging="259"/>
@@ -251,7 +286,7 @@
           <w:color w:val="1F2937"/>
           <w:sz w:val="17"/>
         </w:rPr>
-        <w:t>Designed and built Agency OS, an autonomous AI operating system coordinating prospect research, contact verification, evidence capture, AI website redesign generation, QA validation, Slack approval workflows, and outreach readiness.</w:t>
+        <w:t>Architected and built Agency OS, a production AI operations platform automating the complete customer acquisition lifecycle from prospect discovery through outreach readiness.</w:t>
       </w:r>
     </w:p>
     <w:p>
@@ -550,6 +585,50 @@
           <w:color w:val="111827"/>
           <w:sz w:val="19"/>
         </w:rPr>
+        <w:t>Runtime Supervisor</w:t>
+      </w:r>
+      <w:r>
+        <w:rPr>
+          <w:rFonts w:ascii="Aptos" w:hAnsi="Aptos"/>
+          <w:color w:val="1F2937"/>
+          <w:sz w:val="17"/>
+        </w:rPr>
+        <w:t xml:space="preserve"> - Production supervision layer for long-running AI/browser automation with heartbeat monitoring, stale-state detection, failure classification, recovery decisions, and operational logging.</w:t>
+      </w:r>
+    </w:p>
+    <w:p>
+      <w:pPr>
+        <w:spacing w:before="0" w:after="60"/>
+      </w:pPr>
+      <w:r>
+        <w:rPr>
+          <w:rFonts w:ascii="Aptos" w:hAnsi="Aptos"/>
+          <w:b/>
+          <w:color w:val="374151"/>
+          <w:sz w:val="17"/>
+        </w:rPr>
+        <w:t xml:space="preserve">Technologies: </w:t>
+      </w:r>
+      <w:r>
+        <w:rPr>
+          <w:rFonts w:ascii="Aptos" w:hAnsi="Aptos"/>
+          <w:color w:val="374151"/>
+          <w:sz w:val="17"/>
+        </w:rPr>
+        <w:t>Python, NSSM, Windows services, JSON heartbeats, logging, retry logic, Chrome runtime monitoring</w:t>
+      </w:r>
+    </w:p>
+    <w:p>
+      <w:pPr>
+        <w:spacing w:before="60" w:after="0"/>
+      </w:pPr>
+      <w:r>
+        <w:rPr>
+          <w:rFonts w:ascii="Aptos" w:hAnsi="Aptos"/>
+          <w:b/>
+          <w:color w:val="111827"/>
+          <w:sz w:val="19"/>
+        </w:rPr>
         <w:t>AI Market Intelligence Platform</w:t>
       </w:r>
       <w:r>
@@ -656,7 +735,7 @@
           <w:color w:val="1F2937"/>
           <w:sz w:val="17"/>
         </w:rPr>
-        <w:t>Microsoft Certified: Azure Administrator Associate - Issued Feb 2025; expired Feb 2026; Credential ID 72D64E66D6871457</w:t>
+        <w:t>Microsoft Certified: Azure Administrator Associate</w:t>
       </w:r>
     </w:p>
     <w:p>
@@ -671,7 +750,7 @@
           <w:color w:val="1F2937"/>
           <w:sz w:val="17"/>
         </w:rPr>
-        <w:t>Microsoft Certified: Azure Fundamentals - Issued Jul 2023; Credential ID 1FEB37373C93E030</w:t>
+        <w:t>Microsoft Certified: Azure Fundamentals</w:t>
       </w:r>
     </w:p>
     <w:p>
